--- a/haccp/formatos/en/HACCP-01_EN.docx
+++ b/haccp/formatos/en/HACCP-01_EN.docx
@@ -39,7 +39,7 @@
           <w:sz w:val="20"/>
           <w:szCs w:val="20"/>
         </w:rPr>
-        <w:t xml:space="preserve">Version 1.3 · August 12, 2026</w:t>
+        <w:t xml:space="preserve">Version 1.4 · August 17, 2026</w:t>
       </w:r>
     </w:p>
     <w:p>
@@ -161,7 +161,7 @@
                 <w:sz w:val="24"/>
                 <w:szCs w:val="24"/>
               </w:rPr>
-              <w:t xml:space="preserve">Dish / Batch</w:t>
+              <w:t xml:space="preserve">Dish/Batch</w:t>
             </w:r>
           </w:p>
         </w:tc>
@@ -266,7 +266,7 @@
                 <w:sz w:val="24"/>
                 <w:szCs w:val="24"/>
               </w:rPr>
-              <w:t xml:space="preserve">≥75°C? Yes/No</w:t>
+              <w:t xml:space="preserve">≥75°C Yes/No</w:t>
             </w:r>
           </w:p>
         </w:tc>
@@ -371,7 +371,7 @@
                 <w:sz w:val="24"/>
                 <w:szCs w:val="24"/>
               </w:rPr>
-              <w:t xml:space="preserve">Responsible / Signature</w:t>
+              <w:t xml:space="preserve">Responsible/Signature</w:t>
             </w:r>
           </w:p>
         </w:tc>
@@ -5025,7 +5025,7 @@
         <w:sz w:val="16"/>
         <w:szCs w:val="16"/>
       </w:rPr>
-      <w:t xml:space="preserve">Órale – Authentic Mexican Flavor Limited · CRO 805512 · Format HACCP-01 v1.3</w:t>
+      <w:t xml:space="preserve">Órale – Authentic Mexican Flavor Limited · CRO 805512 · Format HACCP-01 v1.4</w:t>
     </w:r>
   </w:p>
 </w:ftr>
